--- a/Cover_Letters/Shinoy_Wageningen_University___Research_Software_Engineer_Cover_Letter.docx
+++ b/Cover_Letters/Shinoy_Wageningen_University___Research_Software_Engineer_Cover_Letter.docx
@@ -14,7 +14,7 @@
     </w:p>
     <w:p>
       <w:r>
-        <w:t>September 01, 2026</w:t>
+        <w:t>September 23, 2026</w:t>
       </w:r>
     </w:p>
     <w:p>
@@ -35,7 +35,7 @@
     </w:p>
     <w:p>
       <w:r>
-        <w:t>I have over 8 years of experience building software applications, managing data workflows, and translating practical requirements into technical solutions. While my background is rooted in engineering and automation, I am very interested in applying my technical skills to support the digital solutions and data analysis tools used in the animal farming systems department at Wageningen University &amp; Research. I am comfortable working in international, English-speaking teams and enjoy collaborating with researchers and domain experts to build useful software.</w:t>
+        <w:t>I was drawn to this role at Wageningen University &amp; Research because it combines practical software development with real-world applications in the agricultural sector. Throughout my background as an engineer, I have focused on translating business needs into clean code and reliable digital systems using Python and Java. I have also used tools like Gemini Code Assist to streamline development tasks and improve overall code quality.</w:t>
       </w:r>
     </w:p>
     <w:p>

--- a/Cover_Letters/Shinoy_Wageningen_University___Research_Software_Engineer_Cover_Letter.docx
+++ b/Cover_Letters/Shinoy_Wageningen_University___Research_Software_Engineer_Cover_Letter.docx
@@ -14,7 +14,7 @@
     </w:p>
     <w:p>
       <w:r>
-        <w:t>September 23, 2026</w:t>
+        <w:t>September 26, 2026</w:t>
       </w:r>
     </w:p>
     <w:p>
@@ -35,7 +35,12 @@
     </w:p>
     <w:p>
       <w:r>
-        <w:t>I was drawn to this role at Wageningen University &amp; Research because it combines practical software development with real-world applications in the agricultural sector. Throughout my background as an engineer, I have focused on translating business needs into clean code and reliable digital systems using Python and Java. I have also used tools like Gemini Code Assist to streamline development tasks and improve overall code quality.</w:t>
+        <w:t>I was drawn to this role at Wageningen University &amp; Research because it combines technical software development with practical problem-solving for the agricultural sector. Throughout my background in building applications, writing scripts in Python and Java, and working with complex backend data, I have always focused on creating tools that make daily operations simpler and more efficient. Working alongside researchers and domain experts to turn real-world needs into clean software instruments is something I genuinely enjoy.</w:t>
+      </w:r>
+    </w:p>
+    <w:p>
+      <w:r>
+        <w:t>I am comfortable collaborating in international environments and ready to contribute to your digital solutions for animal farming systems.</w:t>
       </w:r>
     </w:p>
     <w:p>
